--- a/outputs/uk1/ecdsa_p256/UK1_Dokumen_Penetapan_Metode.docx
+++ b/outputs/uk1/ecdsa_p256/UK1_Dokumen_Penetapan_Metode.docx
@@ -33,7 +33,7 @@
     </w:p>
     <w:p>
       <w:r>
-        <w:t xml:space="preserve">Dibangkitkan: 2026-09-30T23:04:35+07:00 · mode: full · objek: </w:t>
+        <w:t xml:space="preserve">Dibangkitkan: 2026-10-01T09:17:11+07:00 · mode: full · objek: </w:t>
       </w:r>
       <w:r>
         <w:rPr>
@@ -490,6 +490,28 @@
           </w:p>
         </w:tc>
       </w:tr>
+      <w:tr>
+        <w:tc>
+          <w:tcPr>
+            <w:tcW w:type="dxa" w:w="4320"/>
+          </w:tcPr>
+          <w:p>
+            <w:r>
+              <w:t>Daftar algoritma diuji (algo_catalog)</w:t>
+            </w:r>
+          </w:p>
+        </w:tc>
+        <w:tc>
+          <w:tcPr>
+            <w:tcW w:type="dxa" w:w="4320"/>
+          </w:tcPr>
+          <w:p>
+            <w:r>
+              <w:t>33 kombinasi (block_cipher=6; stream_cipher=2; hash=7; mac=4; pkc_kem=7; signature=6; drbg=1); 6 peringatan tinggi; ECDSA-P256 termasuk daftar (strength 128, status acceptable) — algorithms_under_test.yaml</w:t>
+            </w:r>
+          </w:p>
+        </w:tc>
+      </w:tr>
     </w:tbl>
     <w:p/>
     <w:p>
@@ -4532,7 +4554,7 @@
           </w:tcPr>
           <w:p>
             <w:r>
-              <w:t>354</w:t>
+              <w:t>11.7</w:t>
             </w:r>
           </w:p>
         </w:tc>
@@ -9268,7 +9290,7 @@
           </w:tcPr>
           <w:p>
             <w:r>
-              <w:t>581.3</w:t>
+              <w:t>566.6</w:t>
             </w:r>
           </w:p>
         </w:tc>
@@ -9290,7 +9312,7 @@
           </w:tcPr>
           <w:p>
             <w:r>
-              <w:t>292.8</w:t>
+              <w:t>284.5</w:t>
             </w:r>
           </w:p>
         </w:tc>
@@ -9312,7 +9334,7 @@
           </w:tcPr>
           <w:p>
             <w:r>
-              <w:t>59,833.9</w:t>
+              <w:t>52,054.4</w:t>
             </w:r>
           </w:p>
         </w:tc>
@@ -9334,7 +9356,7 @@
           </w:tcPr>
           <w:p>
             <w:r>
-              <w:t>581.3</w:t>
+              <w:t>566.6</w:t>
             </w:r>
           </w:p>
         </w:tc>
@@ -9955,7 +9977,7 @@
           </w:tcPr>
           <w:p>
             <w:r>
-              <w:t>2^84.2 tahun</w:t>
+              <w:t>2^84.4 tahun</w:t>
             </w:r>
           </w:p>
         </w:tc>
@@ -9985,7 +10007,7 @@
           </w:tcPr>
           <w:p>
             <w:r>
-              <w:t>Pollard rho pada subgrup/kurva mainan 32–40 bit — validasi √(πn/4) — 4.38 detik</w:t>
+              <w:t>Pollard rho pada subgrup/kurva mainan 32–40 bit — validasi √(πn/4) — 5.04 detik</w:t>
             </w:r>
           </w:p>
         </w:tc>
@@ -10005,7 +10027,7 @@
           </w:tcPr>
           <w:p>
             <w:r>
-              <w:t>Versi penuh 2^84.2 tahun &gt; anggaran; versi tereduksi 4.38 detik</w:t>
+              <w:t>Versi penuh 2^84.4 tahun &gt; anggaran; versi tereduksi 5.04 detik</w:t>
             </w:r>
           </w:p>
         </w:tc>
@@ -10139,7 +10161,7 @@
           </w:tcPr>
           <w:p>
             <w:r>
-              <w:t>0.88 detik</w:t>
+              <w:t>0.90 detik</w:t>
             </w:r>
           </w:p>
         </w:tc>
@@ -10189,7 +10211,7 @@
           </w:tcPr>
           <w:p>
             <w:r>
-              <w:t>Estimasi 0.88 detik ≤ anggaran 24 jam</w:t>
+              <w:t>Estimasi 0.90 detik ≤ anggaran 24 jam</w:t>
             </w:r>
           </w:p>
         </w:tc>
@@ -10323,7 +10345,7 @@
           </w:tcPr>
           <w:p>
             <w:r>
-              <w:t>3.8 menit</w:t>
+              <w:t>3.9 menit</w:t>
             </w:r>
           </w:p>
         </w:tc>
@@ -10373,7 +10395,7 @@
           </w:tcPr>
           <w:p>
             <w:r>
-              <w:t>Estimasi 3.8 menit ≤ anggaran 24 jam</w:t>
+              <w:t>Estimasi 3.9 menit ≤ anggaran 24 jam</w:t>
             </w:r>
           </w:p>
         </w:tc>
@@ -10415,7 +10437,7 @@
           </w:tcPr>
           <w:p>
             <w:r>
-              <w:t>15.0 menit</w:t>
+              <w:t>15.4 menit</w:t>
             </w:r>
           </w:p>
         </w:tc>
@@ -10507,7 +10529,7 @@
           </w:tcPr>
           <w:p>
             <w:r>
-              <w:t>28.19 detik</w:t>
+              <w:t>28.92 detik</w:t>
             </w:r>
           </w:p>
         </w:tc>
@@ -10599,7 +10621,7 @@
           </w:tcPr>
           <w:p>
             <w:r>
-              <w:t>14.09 detik</w:t>
+              <w:t>14.46 detik</w:t>
             </w:r>
           </w:p>
         </w:tc>
@@ -10783,7 +10805,7 @@
           </w:tcPr>
           <w:p>
             <w:r>
-              <w:t>3.8 menit</w:t>
+              <w:t>3.9 menit</w:t>
             </w:r>
           </w:p>
         </w:tc>
@@ -10833,7 +10855,7 @@
           </w:tcPr>
           <w:p>
             <w:r>
-              <w:t>Estimasi 3.8 menit ≤ anggaran 24 jam</w:t>
+              <w:t>Estimasi 3.9 menit ≤ anggaran 24 jam</w:t>
             </w:r>
           </w:p>
         </w:tc>
@@ -11059,7 +11081,7 @@
           </w:tcPr>
           <w:p>
             <w:r>
-              <w:t>0.84 detik</w:t>
+              <w:t>0.86 detik</w:t>
             </w:r>
           </w:p>
         </w:tc>
@@ -11109,7 +11131,7 @@
           </w:tcPr>
           <w:p>
             <w:r>
-              <w:t>Estimasi 0.84 detik ≤ anggaran 24 jam</w:t>
+              <w:t>Estimasi 0.86 detik ≤ anggaran 24 jam</w:t>
             </w:r>
           </w:p>
         </w:tc>
@@ -11291,7 +11313,7 @@
           </w:tcPr>
           <w:p>
             <w:r>
-              <w:t>Skor 3.0 ≥ 1.0: relevan terhadap C-API. Estimasi 3.8 menit ≤ anggaran 24 jam</w:t>
+              <w:t>Skor 3.0 ≥ 1.0: relevan terhadap C-API. Estimasi 3.9 menit ≤ anggaran 24 jam</w:t>
             </w:r>
           </w:p>
         </w:tc>
@@ -11507,7 +11529,7 @@
           </w:tcPr>
           <w:p>
             <w:r>
-              <w:t>Skor 3.0 ≥ 1.0: relevan terhadap C-PLAT, C-SMUL. Estimasi 3.8 menit ≤ anggaran 24 jam</w:t>
+              <w:t>Skor 3.0 ≥ 1.0: relevan terhadap C-PLAT, C-SMUL. Estimasi 3.9 menit ≤ anggaran 24 jam</w:t>
             </w:r>
           </w:p>
         </w:tc>
@@ -11723,7 +11745,7 @@
           </w:tcPr>
           <w:p>
             <w:r>
-              <w:t>Skor 2.0 ≥ 1.0: relevan terhadap komponen OK (verifikasi). Estimasi 0.88 detik ≤ anggaran 24 jam</w:t>
+              <w:t>Skor 2.0 ≥ 1.0: relevan terhadap komponen OK (verifikasi). Estimasi 0.90 detik ≤ anggaran 24 jam</w:t>
             </w:r>
           </w:p>
         </w:tc>
@@ -11795,7 +11817,7 @@
           </w:tcPr>
           <w:p>
             <w:r>
-              <w:t>Skor 2.0 ≥ 1.0: relevan terhadap komponen OK (verifikasi). Estimasi 0.84 detik ≤ anggaran 24 jam</w:t>
+              <w:t>Skor 2.0 ≥ 1.0: relevan terhadap komponen OK (verifikasi). Estimasi 0.86 detik ≤ anggaran 24 jam</w:t>
             </w:r>
           </w:p>
         </w:tc>
@@ -11939,7 +11961,7 @@
           </w:tcPr>
           <w:p>
             <w:r>
-              <w:t>Skor 1.2 ≥ 1.0: relevan terhadap komponen OK (verifikasi). Versi penuh 2^84.2 tahun &gt; anggaran; versi tereduksi 4.38 detik</w:t>
+              <w:t>Skor 1.2 ≥ 1.0: relevan terhadap komponen OK (verifikasi). Versi penuh 2^84.4 tahun &gt; anggaran; versi tereduksi 5.04 detik</w:t>
             </w:r>
           </w:p>
         </w:tc>
@@ -12501,7 +12523,7 @@
           </w:tcPr>
           <w:p>
             <w:r>
-              <w:t>3.8 menit</w:t>
+              <w:t>3.9 menit</w:t>
             </w:r>
           </w:p>
         </w:tc>
@@ -12985,7 +13007,7 @@
           </w:tcPr>
           <w:p>
             <w:r>
-              <w:t>3.8 menit</w:t>
+              <w:t>3.9 menit</w:t>
             </w:r>
           </w:p>
         </w:tc>
@@ -13445,7 +13467,7 @@
           </w:tcPr>
           <w:p>
             <w:r>
-              <w:t>0.88 detik</w:t>
+              <w:t>0.90 detik</w:t>
             </w:r>
           </w:p>
         </w:tc>
@@ -13621,7 +13643,7 @@
           </w:tcPr>
           <w:p>
             <w:r>
-              <w:t>0.84 detik</w:t>
+              <w:t>0.86 detik</w:t>
             </w:r>
           </w:p>
         </w:tc>
@@ -13995,7 +14017,7 @@
           </w:tcPr>
           <w:p>
             <w:r>
-              <w:t>4.38 detik</w:t>
+              <w:t>5.04 detik</w:t>
             </w:r>
           </w:p>
         </w:tc>
@@ -15250,7 +15272,7 @@
           </w:tcPr>
           <w:p>
             <w:r>
-              <w:t>uk1_metode/profile.py, config/product_profile.yaml</w:t>
+              <w:t>uk1_metode/profile.py, config/product_profile.yaml, algo_catalog/ (Daftar Algoritma yang Diuji)</w:t>
             </w:r>
           </w:p>
         </w:tc>
@@ -15260,7 +15282,7 @@
           </w:tcPr>
           <w:p>
             <w:r>
-              <w:t>tests/test_uk1_ek1.py::test_kuk_1_1_*</w:t>
+              <w:t>tests/test_uk1_ek1.py::test_kuk_1_1_*, tests/test_algo_catalog.py</w:t>
             </w:r>
           </w:p>
         </w:tc>
